--- a/landing/src/content/docs/tools/notifications.md.docx
+++ b/landing/src/content/docs/tools/notifications.md.docx
@@ -85,6 +85,7 @@
           <w:numId w:val="1"/>
         </w:numPr>
         <w:ind w:left="720" w:hanging="360"/>
+        <w:rPr/>
       </w:pPr>
       <w:r>
         <w:rPr>
@@ -100,6 +101,7 @@
           <w:numId w:val="1"/>
         </w:numPr>
         <w:ind w:left="720" w:hanging="360"/>
+        <w:rPr/>
       </w:pPr>
       <w:r>
         <w:rPr>
@@ -115,6 +117,7 @@
           <w:numId w:val="1"/>
         </w:numPr>
         <w:ind w:left="720" w:hanging="360"/>
+        <w:rPr/>
       </w:pPr>
       <w:r>
         <w:rPr>
@@ -130,6 +133,7 @@
           <w:numId w:val="1"/>
         </w:numPr>
         <w:ind w:left="720" w:hanging="360"/>
+        <w:rPr/>
       </w:pPr>
       <w:r>
         <w:rPr>
@@ -145,6 +149,7 @@
           <w:numId w:val="1"/>
         </w:numPr>
         <w:ind w:left="720" w:hanging="360"/>
+        <w:rPr/>
       </w:pPr>
       <w:r>
         <w:rPr>
@@ -160,6 +165,7 @@
           <w:numId w:val="1"/>
         </w:numPr>
         <w:ind w:left="720" w:hanging="360"/>
+        <w:rPr/>
       </w:pPr>
       <w:r>
         <w:rPr>
@@ -175,6 +181,7 @@
           <w:numId w:val="1"/>
         </w:numPr>
         <w:ind w:left="720" w:hanging="360"/>
+        <w:rPr/>
       </w:pPr>
       <w:r>
         <w:rPr>
@@ -264,7 +271,7 @@
         <w:pStyle w:val="Heading2"/>
         <w:rPr/>
       </w:pPr>
-      <w:bookmarkStart w:colFirst="0" w:colLast="0" w:name="_qns6fgpmca2z" w:id="0"/>
+      <w:bookmarkStart w:colFirst="0" w:colLast="0" w:name="_wu9gl4raz6mb" w:id="0"/>
       <w:bookmarkEnd w:id="0"/>
       <w:r>
         <w:rPr>
@@ -411,6 +418,7 @@
           <w:numId w:val="1"/>
         </w:numPr>
         <w:ind w:left="720" w:hanging="360"/>
+        <w:rPr/>
       </w:pPr>
       <w:r>
         <w:rPr>
@@ -433,6 +441,7 @@
           <w:numId w:val="1"/>
         </w:numPr>
         <w:ind w:left="720" w:hanging="360"/>
+        <w:rPr/>
       </w:pPr>
       <w:r>
         <w:rPr>
@@ -455,6 +464,7 @@
           <w:numId w:val="1"/>
         </w:numPr>
         <w:ind w:left="720" w:hanging="360"/>
+        <w:rPr/>
       </w:pPr>
       <w:r>
         <w:rPr>
@@ -478,6 +488,7 @@
           <w:numId w:val="1"/>
         </w:numPr>
         <w:ind w:left="720" w:hanging="360"/>
+        <w:rPr/>
       </w:pPr>
       <w:r>
         <w:rPr>
@@ -535,7 +546,7 @@
         <w:pStyle w:val="Heading2"/>
         <w:rPr/>
       </w:pPr>
-      <w:bookmarkStart w:colFirst="0" w:colLast="0" w:name="_t285dbtu1eyy" w:id="1"/>
+      <w:bookmarkStart w:colFirst="0" w:colLast="0" w:name="_fx9yu81l1ul0" w:id="1"/>
       <w:bookmarkEnd w:id="1"/>
       <w:r>
         <w:rPr>
@@ -595,6 +606,7 @@
           <w:numId w:val="1"/>
         </w:numPr>
         <w:ind w:left="720" w:hanging="360"/>
+        <w:rPr/>
       </w:pPr>
       <w:r>
         <w:rPr>
@@ -617,6 +629,7 @@
           <w:numId w:val="1"/>
         </w:numPr>
         <w:ind w:left="720" w:hanging="360"/>
+        <w:rPr/>
       </w:pPr>
       <w:r>
         <w:rPr>
@@ -639,6 +652,7 @@
           <w:numId w:val="1"/>
         </w:numPr>
         <w:ind w:left="720" w:hanging="360"/>
+        <w:rPr/>
       </w:pPr>
       <w:r>
         <w:rPr>
@@ -709,7 +723,7 @@
         <w:pStyle w:val="Heading2"/>
         <w:rPr/>
       </w:pPr>
-      <w:bookmarkStart w:colFirst="0" w:colLast="0" w:name="_8msy3koys58f" w:id="2"/>
+      <w:bookmarkStart w:colFirst="0" w:colLast="0" w:name="_n68eyxkidk0u" w:id="2"/>
       <w:bookmarkEnd w:id="2"/>
       <w:r>
         <w:rPr>
@@ -770,7 +784,7 @@
         <w:pStyle w:val="Heading2"/>
         <w:rPr/>
       </w:pPr>
-      <w:bookmarkStart w:colFirst="0" w:colLast="0" w:name="_snp1cwvfbctd" w:id="3"/>
+      <w:bookmarkStart w:colFirst="0" w:colLast="0" w:name="_9svpqwzd98ir" w:id="3"/>
       <w:bookmarkEnd w:id="3"/>
       <w:r>
         <w:rPr>
